--- a/b1.docx
+++ b/b1.docx
@@ -265,11 +265,14 @@
         <w:t xml:space="preserve"> </w:t>
       </w:r>
       <w:r>
+        <w:rPr>
+          <w:noProof/>
+        </w:rPr>
         <w:drawing>
-          <wp:inline distT="0" distB="0" distL="0" distR="0" wp14:anchorId="2558F880" wp14:editId="6141FCE5">
-            <wp:extent cx="5525271" cy="1790950"/>
-            <wp:effectExtent l="0" t="0" r="0" b="0"/>
-            <wp:docPr id="870059369" name="Picture 1"/>
+          <wp:inline distT="0" distB="0" distL="0" distR="0" wp14:anchorId="7421BBB0" wp14:editId="4D2A5462">
+            <wp:extent cx="5563376" cy="1971950"/>
+            <wp:effectExtent l="0" t="0" r="0" b="9525"/>
+            <wp:docPr id="1362185603" name="Picture 1"/>
             <wp:cNvGraphicFramePr>
               <a:graphicFrameLocks xmlns:a="http://schemas.openxmlformats.org/drawingml/2006/main" noChangeAspect="1"/>
             </wp:cNvGraphicFramePr>
@@ -277,7 +280,7 @@
               <a:graphicData uri="http://schemas.openxmlformats.org/drawingml/2006/picture">
                 <pic:pic xmlns:pic="http://schemas.openxmlformats.org/drawingml/2006/picture">
                   <pic:nvPicPr>
-                    <pic:cNvPr id="870059369" name=""/>
+                    <pic:cNvPr id="1362185603" name=""/>
                     <pic:cNvPicPr/>
                   </pic:nvPicPr>
                   <pic:blipFill>
@@ -289,7 +292,7 @@
                   <pic:spPr>
                     <a:xfrm>
                       <a:off x="0" y="0"/>
-                      <a:ext cx="5525271" cy="1790950"/>
+                      <a:ext cx="5563376" cy="1971950"/>
                     </a:xfrm>
                     <a:prstGeom prst="rect">
                       <a:avLst/>
@@ -1165,6 +1168,7 @@
   <w:style w:type="character" w:default="1" w:styleId="DefaultParagraphFont">
     <w:name w:val="Default Paragraph Font"/>
     <w:uiPriority w:val="1"/>
+    <w:semiHidden/>
     <w:unhideWhenUsed/>
   </w:style>
   <w:style w:type="table" w:default="1" w:styleId="TableNormal">

--- a/b1.docx
+++ b/b1.docx
@@ -552,7 +552,29 @@
     </w:p>
     <w:p>
       <w:r>
-        <w:t>Đề xuất là tách thành 1 bảng SO_DIEN_THOAI_HV chứa MaHV và SoDienThoai</w:t>
+        <w:t xml:space="preserve">Đề xuất là tách thành 1 bảng SO_DIEN_THOAI_HV chứa </w:t>
+      </w:r>
+      <w:r>
+        <w:t>MaSDTHV</w:t>
+      </w:r>
+      <w:r>
+        <w:t>,</w:t>
+      </w:r>
+      <w:r>
+        <w:rPr>
+          <w:b/>
+          <w:bCs/>
+        </w:rPr>
+        <w:t xml:space="preserve"> </w:t>
+      </w:r>
+      <w:r>
+        <w:t>MaHV</w:t>
+      </w:r>
+      <w:r>
+        <w:t>,</w:t>
+      </w:r>
+      <w:r>
+        <w:t xml:space="preserve"> SoDienThoai</w:t>
       </w:r>
     </w:p>
     <w:sectPr>
@@ -1168,7 +1190,6 @@
   <w:style w:type="character" w:default="1" w:styleId="DefaultParagraphFont">
     <w:name w:val="Default Paragraph Font"/>
     <w:uiPriority w:val="1"/>
-    <w:semiHidden/>
     <w:unhideWhenUsed/>
   </w:style>
   <w:style w:type="table" w:default="1" w:styleId="TableNormal">
